--- a/_book/diycgm.docx
+++ b/_book/diycgm.docx
@@ -7,19 +7,7 @@
         <w:pStyle w:val="Title"/>
       </w:pPr>
       <w:r>
-        <w:t xml:space="preserve">News</w:t>
-      </w:r>
-      <w:r>
-        <w:t xml:space="preserve"> </w:t>
-      </w:r>
-      <w:r>
-        <w:t xml:space="preserve">and</w:t>
-      </w:r>
-      <w:r>
-        <w:t xml:space="preserve"> </w:t>
-      </w:r>
-      <w:r>
-        <w:t xml:space="preserve">Experiences</w:t>
+        <w:t xml:space="preserve">News and Experiences</w:t>
       </w:r>
     </w:p>
     <w:p>
@@ -27,61 +15,7 @@
         <w:pStyle w:val="Subtitle"/>
       </w:pPr>
       <w:r>
-        <w:t xml:space="preserve">Practical</w:t>
-      </w:r>
-      <w:r>
-        <w:t xml:space="preserve"> </w:t>
-      </w:r>
-      <w:r>
-        <w:t xml:space="preserve">techniques</w:t>
-      </w:r>
-      <w:r>
-        <w:t xml:space="preserve"> </w:t>
-      </w:r>
-      <w:r>
-        <w:t xml:space="preserve">to</w:t>
-      </w:r>
-      <w:r>
-        <w:t xml:space="preserve"> </w:t>
-      </w:r>
-      <w:r>
-        <w:t xml:space="preserve">apply</w:t>
-      </w:r>
-      <w:r>
-        <w:t xml:space="preserve"> </w:t>
-      </w:r>
-      <w:r>
-        <w:t xml:space="preserve">scientific</w:t>
-      </w:r>
-      <w:r>
-        <w:t xml:space="preserve"> </w:t>
-      </w:r>
-      <w:r>
-        <w:t xml:space="preserve">principles</w:t>
-      </w:r>
-      <w:r>
-        <w:t xml:space="preserve"> </w:t>
-      </w:r>
-      <w:r>
-        <w:t xml:space="preserve">to</w:t>
-      </w:r>
-      <w:r>
-        <w:t xml:space="preserve"> </w:t>
-      </w:r>
-      <w:r>
-        <w:t xml:space="preserve">your</w:t>
-      </w:r>
-      <w:r>
-        <w:t xml:space="preserve"> </w:t>
-      </w:r>
-      <w:r>
-        <w:t xml:space="preserve">own</w:t>
-      </w:r>
-      <w:r>
-        <w:t xml:space="preserve"> </w:t>
-      </w:r>
-      <w:r>
-        <w:t xml:space="preserve">life.</w:t>
+        <w:t xml:space="preserve">Practical techniques to apply scientific principles to your own life.</w:t>
       </w:r>
     </w:p>
     <w:p>
@@ -89,13 +23,7 @@
         <w:pStyle w:val="Author"/>
       </w:pPr>
       <w:r>
-        <w:t xml:space="preserve">Personal</w:t>
-      </w:r>
-      <w:r>
-        <w:t xml:space="preserve"> </w:t>
-      </w:r>
-      <w:r>
-        <w:t xml:space="preserve">Science</w:t>
+        <w:t xml:space="preserve">Personal Science</w:t>
       </w:r>
     </w:p>
     <w:p>
@@ -119,19 +47,7 @@
             <w:pStyle w:val="TOCHeading"/>
           </w:pPr>
           <w:r>
-            <w:t xml:space="preserve">Table</w:t>
-          </w:r>
-          <w:r>
-            <w:t xml:space="preserve"> </w:t>
-          </w:r>
-          <w:r>
-            <w:t xml:space="preserve">of</w:t>
-          </w:r>
-          <w:r>
-            <w:t xml:space="preserve"> </w:t>
-          </w:r>
-          <w:r>
-            <w:t xml:space="preserve">contents</w:t>
+            <w:t xml:space="preserve">Table of contents</w:t>
           </w:r>
         </w:p>
         <w:p>
@@ -302,19 +218,7 @@
           <w:rPr>
             <w:rStyle w:val="Hyperlink"/>
           </w:rPr>
-          <w:t xml:space="preserve">“</w:t>
-        </w:r>
-        <w:r>
-          <w:rPr>
-            <w:rStyle w:val="Hyperlink"/>
-          </w:rPr>
-          <w:t xml:space="preserve">Personalized Health Advice Every 60 Seconds</w:t>
-        </w:r>
-        <w:r>
-          <w:rPr>
-            <w:rStyle w:val="Hyperlink"/>
-          </w:rPr>
-          <w:t xml:space="preserve">”</w:t>
+          <w:t xml:space="preserve">“Personalized Health Advice Every 60 Seconds”</w:t>
         </w:r>
       </w:hyperlink>
       <w:r>
@@ -597,13 +501,7 @@
         <w:t xml:space="preserve"> </w:t>
       </w:r>
       <w:r>
-        <w:t xml:space="preserve">“</w:t>
-      </w:r>
-      <w:r>
-        <w:t xml:space="preserve">metabolic health</w:t>
-      </w:r>
-      <w:r>
-        <w:t xml:space="preserve">”</w:t>
+        <w:t xml:space="preserve">“metabolic health”</w:t>
       </w:r>
       <w:r>
         <w:t xml:space="preserve"> </w:t>
@@ -615,13 +513,7 @@
         <w:t xml:space="preserve"> </w:t>
       </w:r>
       <w:r>
-        <w:t xml:space="preserve">“</w:t>
-      </w:r>
-      <w:r>
-        <w:t xml:space="preserve">at cost</w:t>
-      </w:r>
-      <w:r>
-        <w:t xml:space="preserve">”</w:t>
+        <w:t xml:space="preserve">“at cost”</w:t>
       </w:r>
       <w:r>
         <w:t xml:space="preserve">.</w:t>
@@ -704,13 +596,7 @@
         <w:t xml:space="preserve"> </w:t>
       </w:r>
       <w:r>
-        <w:t xml:space="preserve">“</w:t>
-      </w:r>
-      <w:r>
-        <w:t xml:space="preserve">virtual CGM</w:t>
-      </w:r>
-      <w:r>
-        <w:t xml:space="preserve">”</w:t>
+        <w:t xml:space="preserve">“virtual CGM”</w:t>
       </w:r>
       <w:r>
         <w:t xml:space="preserve">.</w:t>
@@ -790,13 +676,7 @@
         <w:t xml:space="preserve"> </w:t>
       </w:r>
       <w:r>
-        <w:t xml:space="preserve">“</w:t>
-      </w:r>
-      <w:r>
-        <w:t xml:space="preserve">cohort</w:t>
-      </w:r>
-      <w:r>
-        <w:t xml:space="preserve">”</w:t>
+        <w:t xml:space="preserve">“cohort”</w:t>
       </w:r>
       <w:r>
         <w:t xml:space="preserve"> </w:t>
@@ -891,13 +771,7 @@
         <w:t xml:space="preserve"> </w:t>
       </w:r>
       <w:r>
-        <w:t xml:space="preserve">“</w:t>
-      </w:r>
-      <w:r>
-        <w:t xml:space="preserve">21 Day Assessment</w:t>
-      </w:r>
-      <w:r>
-        <w:t xml:space="preserve">”</w:t>
+        <w:t xml:space="preserve">“21 Day Assessment”</w:t>
       </w:r>
       <w:r>
         <w:t xml:space="preserve">, which includes an app, a metabolic report, and a coaching session for /$200.</w:t>
@@ -1324,21 +1198,7 @@
           <w:b/>
           <w:bCs/>
         </w:rPr>
-        <w:t xml:space="preserve">“</w:t>
-      </w:r>
-      <w:r>
-        <w:rPr>
-          <w:b/>
-          <w:bCs/>
-        </w:rPr>
-        <w:t xml:space="preserve">Quantified Bob</w:t>
-      </w:r>
-      <w:r>
-        <w:rPr>
-          <w:b/>
-          <w:bCs/>
-        </w:rPr>
-        <w:t xml:space="preserve">”</w:t>
+        <w:t xml:space="preserve">“Quantified Bob”</w:t>
       </w:r>
       <w:r>
         <w:rPr>
@@ -1397,19 +1257,7 @@
           <w:rPr>
             <w:rStyle w:val="Hyperlink"/>
           </w:rPr>
-          <w:t xml:space="preserve">“</w:t>
-        </w:r>
-        <w:r>
-          <w:rPr>
-            <w:rStyle w:val="Hyperlink"/>
-          </w:rPr>
-          <w:t xml:space="preserve">Am I Crazy Because I Eat Too Much Sugar?</w:t>
-        </w:r>
-        <w:r>
-          <w:rPr>
-            <w:rStyle w:val="Hyperlink"/>
-          </w:rPr>
-          <w:t xml:space="preserve">”</w:t>
+          <w:t xml:space="preserve">“Am I Crazy Because I Eat Too Much Sugar?”</w:t>
         </w:r>
       </w:hyperlink>
     </w:p>
@@ -1485,13 +1333,7 @@
         <w:t xml:space="preserve"> </w:t>
       </w:r>
       <w:r>
-        <w:t xml:space="preserve">“</w:t>
-      </w:r>
-      <w:r>
-        <w:t xml:space="preserve">Jessie Inchaspe Instagram</w:t>
-      </w:r>
-      <w:r>
-        <w:t xml:space="preserve">”</w:t>
+        <w:t xml:space="preserve">“Jessie Inchaspe Instagram”</w:t>
       </w:r>
       <w:r>
         <w:t xml:space="preserve">)</w:t>
@@ -1707,7 +1549,6 @@
           <w:p>
             <w:pPr>
               <w:pStyle w:val="Compact"/>
-              <w:jc w:val="left"/>
             </w:pPr>
             <w:r>
               <w:rPr>
@@ -1734,7 +1575,6 @@
           <w:p>
             <w:pPr>
               <w:pStyle w:val="Compact"/>
-              <w:jc w:val="left"/>
             </w:pPr>
             <w:r>
               <w:drawing>
@@ -1798,7 +1638,6 @@
           <w:p>
             <w:pPr>
               <w:pStyle w:val="Compact"/>
-              <w:jc w:val="left"/>
             </w:pPr>
             <w:r>
               <w:rPr>
@@ -1828,7 +1667,6 @@
           <w:p>
             <w:pPr>
               <w:pStyle w:val="CaptionedFigure"/>
-              <w:jc w:val="left"/>
             </w:pPr>
             <w:r>
               <w:drawing>
@@ -1876,7 +1714,6 @@
           <w:p>
             <w:pPr>
               <w:pStyle w:val="ImageCaption"/>
-              <w:jc w:val="left"/>
             </w:pPr>
             <w:r>
               <w:t xml:space="preserve">alt_text</w:t>
@@ -1884,7 +1721,7 @@
           </w:p>
           <w:p>
             <w:pPr>
-              <w:jc w:val="left"/>
+              <w:pStyle w:val="BodyText"/>
             </w:pPr>
             <w:hyperlink r:id="rId91">
               <w:r>
@@ -1903,7 +1740,6 @@
           <w:p>
             <w:pPr>
               <w:pStyle w:val="Compact"/>
-              <w:jc w:val="left"/>
             </w:pPr>
             <w:r>
               <w:rPr>
@@ -1933,7 +1769,6 @@
           <w:p>
             <w:pPr>
               <w:pStyle w:val="CaptionedFigure"/>
-              <w:jc w:val="left"/>
             </w:pPr>
             <w:r>
               <w:drawing>
@@ -1981,7 +1816,6 @@
           <w:p>
             <w:pPr>
               <w:pStyle w:val="ImageCaption"/>
-              <w:jc w:val="left"/>
             </w:pPr>
             <w:r>
               <w:t xml:space="preserve">MyFitnessPal</w:t>
@@ -1989,7 +1823,7 @@
           </w:p>
           <w:p>
             <w:pPr>
-              <w:jc w:val="left"/>
+              <w:pStyle w:val="BodyText"/>
             </w:pPr>
             <w:hyperlink r:id="rId95">
               <w:r>
@@ -2007,7 +1841,7 @@
           <w:tcPr/>
           <w:p>
             <w:pPr>
-              <w:jc w:val="left"/>
+              <w:pStyle w:val="BodyText"/>
             </w:pPr>
             <w:r>
               <w:rPr>
@@ -2019,7 +1853,7 @@
           </w:p>
           <w:p>
             <w:pPr>
-              <w:jc w:val="left"/>
+              <w:pStyle w:val="BodyText"/>
             </w:pPr>
             <w:r>
               <w:t xml:space="preserve">Large, curated food database. Widely used among professionals due to its in-depth tracking of nutrients and comprehensive data export.</w:t>
@@ -2039,7 +1873,6 @@
           <w:p>
             <w:pPr>
               <w:pStyle w:val="CaptionedFigure"/>
-              <w:jc w:val="left"/>
             </w:pPr>
             <w:r>
               <w:drawing>
@@ -2087,7 +1920,6 @@
           <w:p>
             <w:pPr>
               <w:pStyle w:val="ImageCaption"/>
-              <w:jc w:val="left"/>
             </w:pPr>
             <w:r>
               <w:t xml:space="preserve">alt_text</w:t>
@@ -2095,7 +1927,7 @@
           </w:p>
           <w:p>
             <w:pPr>
-              <w:jc w:val="left"/>
+              <w:pStyle w:val="BodyText"/>
             </w:pPr>
             <w:hyperlink r:id="rId99">
               <w:r>
@@ -2569,7 +2401,7 @@
           <w:tcPr/>
           <w:p>
             <w:pPr>
-              <w:jc w:val="left"/>
+              <w:pStyle w:val="FirstParagraph"/>
             </w:pPr>
             <w:r>
               <w:rPr>
@@ -2581,7 +2413,7 @@
           </w:p>
           <w:p>
             <w:pPr>
-              <w:jc w:val="left"/>
+              <w:pStyle w:val="BodyText"/>
             </w:pPr>
             <w:r>
               <w:t xml:space="preserve">"an open source, DIY project that allows real time access to a CGM data via personal website, smartwatch viewers, or apps and widgets available for smartphones"</w:t>
@@ -2589,7 +2421,7 @@
           </w:p>
           <w:p>
             <w:pPr>
-              <w:jc w:val="left"/>
+              <w:pStyle w:val="BodyText"/>
             </w:pPr>
             <w:r>
               <w:t xml:space="preserve">See their app</w:t>
@@ -2620,7 +2452,6 @@
           <w:p>
             <w:pPr>
               <w:pStyle w:val="Compact"/>
-              <w:jc w:val="left"/>
             </w:pPr>
             <w:r>
               <w:drawing>
@@ -2683,7 +2514,7 @@
           <w:tcPr/>
           <w:p>
             <w:pPr>
-              <w:jc w:val="left"/>
+              <w:pStyle w:val="BodyText"/>
             </w:pPr>
             <w:r>
               <w:rPr>
@@ -2695,7 +2526,7 @@
           </w:p>
           <w:p>
             <w:pPr>
-              <w:jc w:val="left"/>
+              <w:pStyle w:val="BodyText"/>
             </w:pPr>
             <w:r>
               <w:t xml:space="preserve">(formerly called</w:t>
@@ -2726,7 +2557,6 @@
           <w:p>
             <w:pPr>
               <w:pStyle w:val="Compact"/>
-              <w:jc w:val="left"/>
             </w:pPr>
             <w:r>
               <w:drawing>
@@ -2789,7 +2619,7 @@
           <w:tcPr/>
           <w:p>
             <w:pPr>
-              <w:jc w:val="left"/>
+              <w:pStyle w:val="BodyText"/>
             </w:pPr>
             <w:r>
               <w:rPr>
@@ -2812,7 +2642,7 @@
           </w:p>
           <w:p>
             <w:pPr>
-              <w:jc w:val="left"/>
+              <w:pStyle w:val="BodyText"/>
             </w:pPr>
             <w:r>
               <w:t xml:space="preserve">Open-source non-profit place to upload glucose data</w:t>
@@ -2832,7 +2662,6 @@
           <w:p>
             <w:pPr>
               <w:pStyle w:val="CaptionedFigure"/>
-              <w:jc w:val="left"/>
             </w:pPr>
             <w:r>
               <w:drawing>
@@ -2880,7 +2709,6 @@
           <w:p>
             <w:pPr>
               <w:pStyle w:val="ImageCaption"/>
-              <w:jc w:val="left"/>
             </w:pPr>
             <w:r>
               <w:t xml:space="preserve">alt_text</w:t>
@@ -2888,7 +2716,7 @@
           </w:p>
           <w:p>
             <w:pPr>
-              <w:jc w:val="left"/>
+              <w:pStyle w:val="BodyText"/>
             </w:pPr>
             <w:hyperlink r:id="rId137">
               <w:r>
@@ -2907,7 +2735,6 @@
           <w:p>
             <w:pPr>
               <w:pStyle w:val="Compact"/>
-              <w:jc w:val="left"/>
             </w:pPr>
             <w:r>
               <w:rPr>
@@ -2931,7 +2758,6 @@
           <w:p>
             <w:pPr>
               <w:pStyle w:val="CaptionedFigure"/>
-              <w:jc w:val="left"/>
             </w:pPr>
             <w:r>
               <w:drawing>
@@ -2979,7 +2805,6 @@
           <w:p>
             <w:pPr>
               <w:pStyle w:val="ImageCaption"/>
-              <w:jc w:val="left"/>
             </w:pPr>
             <w:r>
               <w:t xml:space="preserve">alt_text</w:t>
@@ -2987,7 +2812,7 @@
           </w:p>
           <w:p>
             <w:pPr>
-              <w:jc w:val="left"/>
+              <w:pStyle w:val="BodyText"/>
             </w:pPr>
             <w:r>
               <w:t xml:space="preserve">https://diabetes-m.com/</w:t>
@@ -3001,7 +2826,6 @@
           <w:p>
             <w:pPr>
               <w:pStyle w:val="Compact"/>
-              <w:jc w:val="left"/>
             </w:pPr>
             <w:r>
               <w:rPr>
@@ -3031,7 +2855,6 @@
           <w:p>
             <w:pPr>
               <w:pStyle w:val="CaptionedFigure"/>
-              <w:jc w:val="left"/>
             </w:pPr>
             <w:r>
               <w:drawing>
@@ -3079,7 +2902,6 @@
           <w:p>
             <w:pPr>
               <w:pStyle w:val="ImageCaption"/>
-              <w:jc w:val="left"/>
             </w:pPr>
             <w:r>
               <w:t xml:space="preserve">alt_text</w:t>
@@ -3087,7 +2909,7 @@
           </w:p>
           <w:p>
             <w:pPr>
-              <w:jc w:val="left"/>
+              <w:pStyle w:val="BodyText"/>
             </w:pPr>
             <w:hyperlink r:id="rId144">
               <w:r>
@@ -3669,19 +3491,7 @@
           <w:rPr>
             <w:rStyle w:val="Hyperlink"/>
           </w:rPr>
-          <w:t xml:space="preserve">“</w:t>
-        </w:r>
-        <w:r>
-          <w:rPr>
-            <w:rStyle w:val="Hyperlink"/>
-          </w:rPr>
-          <w:t xml:space="preserve">Things you wished you knew about the Freestyle sensors</w:t>
-        </w:r>
-        <w:r>
-          <w:rPr>
-            <w:rStyle w:val="Hyperlink"/>
-          </w:rPr>
-          <w:t xml:space="preserve">”</w:t>
+          <w:t xml:space="preserve">“Things you wished you knew about the Freestyle sensors”</w:t>
         </w:r>
       </w:hyperlink>
     </w:p>
@@ -4294,19 +4104,7 @@
           <w:rPr>
             <w:rStyle w:val="Hyperlink"/>
           </w:rPr>
-          <w:t xml:space="preserve">“</w:t>
-        </w:r>
-        <w:r>
-          <w:rPr>
-            <w:rStyle w:val="Hyperlink"/>
-          </w:rPr>
-          <w:t xml:space="preserve">Hunting the Deceitful Turkey</w:t>
-        </w:r>
-        <w:r>
-          <w:rPr>
-            <w:rStyle w:val="Hyperlink"/>
-          </w:rPr>
-          <w:t xml:space="preserve">”</w:t>
+          <w:t xml:space="preserve">“Hunting the Deceitful Turkey”</w:t>
         </w:r>
       </w:hyperlink>
       <w:r>
@@ -4484,7 +4282,11 @@
     <w:bookmarkEnd w:id="203"/>
     <w:bookmarkEnd w:id="204"/>
     <w:bookmarkEnd w:id="205"/>
-    <w:sectPr/>
+    <w:sectPr>
+      <w:footnotePr>
+        <w:numRestart w:val="eachSect"/>
+      </w:footnotePr>
+    </w:sectPr>
   </w:body>
 </w:document>
 </file>
@@ -4931,8 +4733,6 @@
     </w:pPr>
     <w:rPr>
       <w:rFonts w:asciiTheme="majorHAnsi" w:cstheme="majorBidi" w:eastAsiaTheme="majorEastAsia" w:hAnsiTheme="majorHAnsi"/>
-      <w:spacing w:val="-10"/>
-      <w:kern w:val="28"/>
       <w:sz w:val="56"/>
       <w:szCs w:val="56"/>
     </w:rPr>
@@ -4945,15 +4745,13 @@
     <w:rsid w:val="00A10FD9"/>
     <w:rPr>
       <w:rFonts w:asciiTheme="majorHAnsi" w:cstheme="majorBidi" w:eastAsiaTheme="majorEastAsia" w:hAnsiTheme="majorHAnsi"/>
-      <w:spacing w:val="-10"/>
-      <w:kern w:val="28"/>
       <w:sz w:val="56"/>
       <w:szCs w:val="56"/>
     </w:rPr>
   </w:style>
   <w:style w:styleId="Subtitle" w:type="paragraph">
     <w:name w:val="Subtitle"/>
-    <w:basedOn w:val="Normal"/>
+    <w:basedOn w:val="Title"/>
     <w:next w:val="BodyText"/>
     <w:link w:val="SubtitleChar"/>
     <w:uiPriority w:val="11"/>
@@ -4966,7 +4764,6 @@
     </w:pPr>
     <w:rPr>
       <w:rFonts w:cstheme="majorBidi" w:eastAsiaTheme="majorEastAsia"/>
-      <w:color w:themeColor="text1" w:themeTint="A6" w:val="595959"/>
       <w:spacing w:val="15"/>
       <w:sz w:val="28"/>
       <w:szCs w:val="28"/>
@@ -4988,23 +4785,31 @@
   </w:style>
   <w:style w:customStyle="1" w:styleId="Author" w:type="paragraph">
     <w:name w:val="Author"/>
+    <w:basedOn w:val="Title"/>
     <w:next w:val="BodyText"/>
     <w:qFormat/>
     <w:pPr>
       <w:keepNext/>
       <w:keepLines/>
-      <w:jc w:val="center"/>
     </w:pPr>
+    <w:rPr>
+      <w:sz w:val="24"/>
+      <w:szCs w:val="24"/>
+    </w:rPr>
   </w:style>
   <w:style w:styleId="Date" w:type="paragraph">
     <w:name w:val="Date"/>
+    <w:basedOn w:val="Title"/>
     <w:next w:val="BodyText"/>
     <w:qFormat/>
     <w:pPr>
       <w:keepNext/>
       <w:keepLines/>
-      <w:jc w:val="center"/>
     </w:pPr>
+    <w:rPr>
+      <w:sz w:val="24"/>
+      <w:szCs w:val="24"/>
+    </w:rPr>
   </w:style>
   <w:style w:customStyle="1" w:styleId="AbstractTitle" w:type="paragraph">
     <w:name w:val="Abstract Title"/>
@@ -5019,7 +4824,6 @@
     </w:pPr>
     <w:rPr>
       <w:b/>
-      <w:color w:val="345A8A"/>
       <w:sz w:val="20"/>
       <w:szCs w:val="20"/>
     </w:rPr>
